--- a/por/docx/022.content.docx
+++ b/por/docx/022.content.docx
@@ -213,7 +213,6 @@
       </w:r>
       <w:r>
         <w:rPr>
-          <w:b/>
           <w:lang w:val="pt_PT" w:bidi="pt_PT"/>
         </w:rPr>
         <w:t>israelitas</w:t>
@@ -251,18 +250,12 @@
         </w:rPr>
         <w:t xml:space="preserve">Há outros nomes para Deus na Bíblia, como “o Deus Altíssimo”, ou “o Deus dos exércitos celestiais”, mas quando as pessoas ouvem esse nome de Deus, Yavé, elas pensam especialmente na </w:t>
       </w:r>
-      <w:hyperlink r:id="rId13">
-        <w:r>
-          <w:rPr>
-            <w:lang w:val="pt_PT" w:bidi="pt_PT"/>
-          </w:rPr>
-          <w:rPr>
-            <w:color w:val="0000EE"/>
-            <w:u w:val="single"/>
-          </w:rPr>
-          <w:t>aliança</w:t>
-        </w:r>
-      </w:hyperlink>
+      <w:r>
+        <w:rPr>
+          <w:lang w:val="pt_PT" w:bidi="pt_PT"/>
+        </w:rPr>
+        <w:t>aliança</w:t>
+      </w:r>
       <w:r>
         <w:rPr>
           <w:lang w:val="pt_PT" w:bidi="pt_PT"/>
@@ -285,7 +278,6 @@
       </w:r>
       <w:r>
         <w:rPr>
-          <w:b/>
           <w:lang w:val="pt_PT" w:bidi="pt_PT"/>
         </w:rPr>
         <w:t>judeus</w:t>
@@ -296,36 +288,24 @@
         </w:rPr>
         <w:t xml:space="preserve"> tinham muito cuidado ao pronunciar este nome de Deus. Deus era </w:t>
       </w:r>
-      <w:hyperlink r:id="rId14">
-        <w:r>
-          <w:rPr>
-            <w:lang w:val="pt_PT" w:bidi="pt_PT"/>
-          </w:rPr>
-          <w:rPr>
-            <w:color w:val="0000EE"/>
-            <w:u w:val="single"/>
-          </w:rPr>
-          <w:t>santo</w:t>
-        </w:r>
-      </w:hyperlink>
+      <w:r>
+        <w:rPr>
+          <w:lang w:val="pt_PT" w:bidi="pt_PT"/>
+        </w:rPr>
+        <w:t>santo</w:t>
+      </w:r>
       <w:r>
         <w:rPr>
           <w:lang w:val="pt_PT" w:bidi="pt_PT"/>
         </w:rPr>
         <w:t xml:space="preserve"> e, portanto, seu nome era santo. Eles não queriam ofender a Deus usando seu nome casualmente. Com o tempo, o povo judeu usou o nome de Deus cada vez menos porque eles tinham medo de ofender a Deus. Portanto, quando os judeus estavam lendo suas Escrituras, os livros da Bíblia que agora chamamos de Antigo Testamento, eles não pronunciavam a palavra Yavé. Em vez disso, toda vez que eles viam a palavra Yavé, eles falavam uma palavra que significa mestre, ou </w:t>
       </w:r>
-      <w:hyperlink r:id="rId15">
-        <w:r>
-          <w:rPr>
-            <w:lang w:val="pt_PT" w:bidi="pt_PT"/>
-          </w:rPr>
-          <w:rPr>
-            <w:color w:val="0000EE"/>
-            <w:u w:val="single"/>
-          </w:rPr>
-          <w:t>senhor</w:t>
-        </w:r>
-      </w:hyperlink>
+      <w:r>
+        <w:rPr>
+          <w:lang w:val="pt_PT" w:bidi="pt_PT"/>
+        </w:rPr>
+        <w:t>senhor</w:t>
+      </w:r>
       <w:r>
         <w:rPr>
           <w:lang w:val="pt_PT" w:bidi="pt_PT"/>
